--- a/Lernmaterial/Java_Konzept_Zusammenhaenge.docx
+++ b/Lernmaterial/Java_Konzept_Zusammenhaenge.docx
@@ -8970,7 +8970,11 @@
     <w:next w:val="Normal"/>
     <w:qFormat/>
     <w:rPr>
-      <w:sz w:val="56"/>
+      <w:rFonts w:ascii="Times New Roman" w:hAnsi="Times New Roman"/>
+      <w:b/>
+      <w:i w:val="0"/>
+      <w:color w:val="000000"/>
+      <w:sz w:val="40"/>
       <w:szCs w:val="56"/>
     </w:rPr>
   </w:style>
@@ -8980,8 +8984,11 @@
     <w:next w:val="Normal"/>
     <w:qFormat/>
     <w:rPr>
-      <w:color w:val="2E74B5"/>
-      <w:sz w:val="32"/>
+      <w:rFonts w:ascii="Times New Roman" w:hAnsi="Times New Roman"/>
+      <w:b/>
+      <w:i w:val="0"/>
+      <w:color w:val="000000"/>
+      <w:sz w:val="28"/>
       <w:szCs w:val="32"/>
     </w:rPr>
   </w:style>
@@ -8991,8 +8998,11 @@
     <w:next w:val="Normal"/>
     <w:qFormat/>
     <w:rPr>
-      <w:color w:val="2E74B5"/>
-      <w:sz w:val="26"/>
+      <w:rFonts w:ascii="Times New Roman" w:hAnsi="Times New Roman"/>
+      <w:b/>
+      <w:i w:val="0"/>
+      <w:color w:val="000000"/>
+      <w:sz w:val="24"/>
       <w:szCs w:val="26"/>
     </w:rPr>
   </w:style>
@@ -9002,7 +9012,10 @@
     <w:next w:val="Normal"/>
     <w:qFormat/>
     <w:rPr>
-      <w:color w:val="1F4D78"/>
+      <w:rFonts w:ascii="Times New Roman" w:hAnsi="Times New Roman"/>
+      <w:b/>
+      <w:i/>
+      <w:color w:val="000000"/>
       <w:sz w:val="24"/>
       <w:szCs w:val="24"/>
     </w:rPr>
@@ -9013,9 +9026,12 @@
     <w:next w:val="Normal"/>
     <w:qFormat/>
     <w:rPr>
+      <w:rFonts w:ascii="Times New Roman" w:hAnsi="Times New Roman"/>
+      <w:b/>
       <w:i/>
       <w:iCs/>
-      <w:color w:val="2E74B5"/>
+      <w:color w:val="000000"/>
+      <w:sz w:val="24"/>
     </w:rPr>
   </w:style>
   <w:style w:type="paragraph" w:styleId="Heading5">
@@ -9024,7 +9040,11 @@
     <w:next w:val="Normal"/>
     <w:qFormat/>
     <w:rPr>
-      <w:color w:val="2E74B5"/>
+      <w:rFonts w:ascii="Times New Roman" w:hAnsi="Times New Roman"/>
+      <w:b/>
+      <w:i/>
+      <w:color w:val="000000"/>
+      <w:sz w:val="24"/>
     </w:rPr>
   </w:style>
   <w:style w:type="paragraph" w:styleId="Heading6">
@@ -9033,7 +9053,11 @@
     <w:next w:val="Normal"/>
     <w:qFormat/>
     <w:rPr>
-      <w:color w:val="1F4D78"/>
+      <w:rFonts w:ascii="Times New Roman" w:hAnsi="Times New Roman"/>
+      <w:b/>
+      <w:i/>
+      <w:color w:val="000000"/>
+      <w:sz w:val="24"/>
     </w:rPr>
   </w:style>
   <w:style w:type="paragraph" w:styleId="Strong">
@@ -9145,11 +9169,12 @@
       <w:outlineLvl w:val="0"/>
     </w:pPr>
     <w:rPr>
-      <w:rFonts w:ascii="Arial" w:cs="Arial" w:eastAsia="Arial" w:hAnsi="Arial"/>
+      <w:rFonts w:ascii="Times New Roman" w:cs="Arial" w:eastAsia="Arial" w:hAnsi="Times New Roman"/>
       <w:b/>
       <w:bCs/>
-      <w:color w:val="FFFFFF"/>
-      <w:sz w:val="30"/>
+      <w:i w:val="0"/>
+      <w:color w:val="000000"/>
+      <w:sz w:val="28"/>
       <w:szCs w:val="30"/>
     </w:rPr>
   </w:style>
@@ -9163,11 +9188,12 @@
       <w:outlineLvl w:val="1"/>
     </w:pPr>
     <w:rPr>
-      <w:rFonts w:ascii="Arial" w:cs="Arial" w:eastAsia="Arial" w:hAnsi="Arial"/>
+      <w:rFonts w:ascii="Times New Roman" w:cs="Arial" w:eastAsia="Arial" w:hAnsi="Times New Roman"/>
       <w:b/>
       <w:bCs/>
-      <w:color w:val="1F3864"/>
-      <w:sz w:val="26"/>
+      <w:i w:val="0"/>
+      <w:color w:val="000000"/>
+      <w:sz w:val="24"/>
       <w:szCs w:val="26"/>
     </w:rPr>
   </w:style>
@@ -9181,11 +9207,12 @@
       <w:outlineLvl w:val="2"/>
     </w:pPr>
     <w:rPr>
-      <w:rFonts w:ascii="Arial" w:cs="Arial" w:eastAsia="Arial" w:hAnsi="Arial"/>
+      <w:rFonts w:ascii="Times New Roman" w:cs="Arial" w:eastAsia="Arial" w:hAnsi="Times New Roman"/>
       <w:b/>
       <w:bCs/>
-      <w:color w:val="2E75B6"/>
-      <w:sz w:val="23"/>
+      <w:i/>
+      <w:color w:val="000000"/>
+      <w:sz w:val="24"/>
       <w:szCs w:val="23"/>
     </w:rPr>
   </w:style>
